--- a/Taiga-for-managers.docx
+++ b/Taiga-for-managers.docx
@@ -71,6 +71,38 @@
       </w:pPr>
       <w:r>
         <w:t xml:space="preserve">Установка</w:t>
+      </w:r>
+    </w:p>
+    <w:p>
+      <w:pPr>
+        <w:pBdr>
+          <w:left w:val="single" w:color="E0A200" w:sz="14" w:space="8"/>
+        </w:pBdr>
+        <w:shd w:fill="FFF6E0" w:val="clear"/>
+        <w:spacing w:after="180" w:before="120"/>
+        <w:ind w:left="200" w:right="200"/>
+      </w:pPr>
+      <w:r>
+        <w:rPr>
+          <w:b/>
+          <w:bCs/>
+        </w:rPr>
+        <w:t xml:space="preserve">Ставится один раз на компьютер, а не на каждый проект.</w:t>
+      </w:r>
+      <w:r>
+        <w:t xml:space="preserve"> Поставили — архив больше не нужен. Следующий проект подключается фразой в чате: «подключи эту папку к проекту </w:t>
+      </w:r>
+      <w:r>
+        <w:rPr>
+          <w:rFonts w:ascii="Menlo" w:cs="Menlo" w:eastAsia="Menlo" w:hAnsi="Menlo"/>
+          <w:color w:val="1F6FEB"/>
+          <w:sz w:val="19"/>
+          <w:szCs w:val="19"/>
+        </w:rPr>
+        <w:t xml:space="preserve">&lt;слаг&gt;</w:t>
+      </w:r>
+      <w:r>
+        <w:t xml:space="preserve">». Переустанавливать не надо.</w:t>
       </w:r>
     </w:p>
     <w:p>

--- a/Taiga-for-managers.docx
+++ b/Taiga-for-managers.docx
@@ -1552,7 +1552,261 @@
         <w:spacing w:after="140" w:line="280"/>
       </w:pPr>
       <w:r>
-        <w:t xml:space="preserve">Слаг (</w:t>
+        <w:rPr>
+          <w:b/>
+          <w:bCs/>
+        </w:rPr>
+        <w:t xml:space="preserve">Слаг — одно слово сразу после `/project/`,</w:t>
+      </w:r>
+      <w:r>
+        <w:t xml:space="preserve"> до следующей косой черты. Всё, что дальше, — это страница, на которую вы зашли, а не часть слага:</w:t>
+      </w:r>
+    </w:p>
+    <w:tbl>
+      <w:tblPr>
+        <w:tblW w:type="dxa" w:w="9360"/>
+        <w:tblBorders>
+          <w:top w:val="single" w:color="D8DEE8" w:sz="4"/>
+          <w:left w:val="none"/>
+          <w:bottom w:val="single" w:color="D8DEE8" w:sz="4"/>
+          <w:right w:val="none"/>
+          <w:insideH w:val="single" w:color="D8DEE8" w:sz="4"/>
+          <w:insideV w:val="none"/>
+        </w:tblBorders>
+      </w:tblPr>
+      <w:tblGrid>
+        <w:gridCol w:w="6200"/>
+        <w:gridCol w:w="3160"/>
+      </w:tblGrid>
+      <w:tr>
+        <w:trPr>
+          <w:tblHeader/>
+        </w:trPr>
+        <w:tc>
+          <w:tcPr>
+            <w:tcW w:type="dxa" w:w="6200"/>
+            <w:shd w:fill="F2F5F9" w:val="clear"/>
+            <w:tcMar>
+              <w:top w:type="dxa" w:w="70"/>
+              <w:left w:type="dxa" w:w="110"/>
+              <w:bottom w:type="dxa" w:w="70"/>
+              <w:right w:type="dxa" w:w="110"/>
+            </w:tcMar>
+          </w:tcPr>
+          <w:p>
+            <w:pPr>
+              <w:spacing w:after="0" w:line="260"/>
+            </w:pPr>
+            <w:r>
+              <w:rPr>
+                <w:b/>
+                <w:bCs/>
+                <w:sz w:val="20"/>
+                <w:szCs w:val="20"/>
+              </w:rPr>
+              <w:t xml:space="preserve">Адрес</w:t>
+            </w:r>
+          </w:p>
+        </w:tc>
+        <w:tc>
+          <w:tcPr>
+            <w:tcW w:type="dxa" w:w="3160"/>
+            <w:shd w:fill="F2F5F9" w:val="clear"/>
+            <w:tcMar>
+              <w:top w:type="dxa" w:w="70"/>
+              <w:left w:type="dxa" w:w="110"/>
+              <w:bottom w:type="dxa" w:w="70"/>
+              <w:right w:type="dxa" w:w="110"/>
+            </w:tcMar>
+          </w:tcPr>
+          <w:p>
+            <w:pPr>
+              <w:spacing w:after="0" w:line="260"/>
+            </w:pPr>
+            <w:r>
+              <w:rPr>
+                <w:b/>
+                <w:bCs/>
+                <w:sz w:val="20"/>
+                <w:szCs w:val="20"/>
+              </w:rPr>
+              <w:t xml:space="preserve">Слаг</w:t>
+            </w:r>
+          </w:p>
+        </w:tc>
+      </w:tr>
+      <w:tr>
+        <w:tc>
+          <w:tcPr>
+            <w:tcW w:type="dxa" w:w="6200"/>
+            <w:tcMar>
+              <w:top w:type="dxa" w:w="70"/>
+              <w:left w:type="dxa" w:w="110"/>
+              <w:bottom w:type="dxa" w:w="70"/>
+              <w:right w:type="dxa" w:w="110"/>
+            </w:tcMar>
+          </w:tcPr>
+          <w:p>
+            <w:pPr>
+              <w:spacing w:after="0" w:line="260"/>
+            </w:pPr>
+            <w:r>
+              <w:t xml:space="preserve">…/project/domcom/kanban</w:t>
+            </w:r>
+          </w:p>
+        </w:tc>
+        <w:tc>
+          <w:tcPr>
+            <w:tcW w:type="dxa" w:w="3160"/>
+            <w:tcMar>
+              <w:top w:type="dxa" w:w="70"/>
+              <w:left w:type="dxa" w:w="110"/>
+              <w:bottom w:type="dxa" w:w="70"/>
+              <w:right w:type="dxa" w:w="110"/>
+            </w:tcMar>
+          </w:tcPr>
+          <w:p>
+            <w:pPr>
+              <w:spacing w:after="0" w:line="260"/>
+            </w:pPr>
+            <w:r>
+              <w:t xml:space="preserve">domcom</w:t>
+            </w:r>
+          </w:p>
+        </w:tc>
+      </w:tr>
+      <w:tr>
+        <w:tc>
+          <w:tcPr>
+            <w:tcW w:type="dxa" w:w="6200"/>
+            <w:tcMar>
+              <w:top w:type="dxa" w:w="70"/>
+              <w:left w:type="dxa" w:w="110"/>
+              <w:bottom w:type="dxa" w:w="70"/>
+              <w:right w:type="dxa" w:w="110"/>
+            </w:tcMar>
+          </w:tcPr>
+          <w:p>
+            <w:pPr>
+              <w:spacing w:after="0" w:line="260"/>
+            </w:pPr>
+            <w:r>
+              <w:t xml:space="preserve">…/project/egsv/us/159</w:t>
+            </w:r>
+          </w:p>
+        </w:tc>
+        <w:tc>
+          <w:tcPr>
+            <w:tcW w:type="dxa" w:w="3160"/>
+            <w:tcMar>
+              <w:top w:type="dxa" w:w="70"/>
+              <w:left w:type="dxa" w:w="110"/>
+              <w:bottom w:type="dxa" w:w="70"/>
+              <w:right w:type="dxa" w:w="110"/>
+            </w:tcMar>
+          </w:tcPr>
+          <w:p>
+            <w:pPr>
+              <w:spacing w:after="0" w:line="260"/>
+            </w:pPr>
+            <w:r>
+              <w:t xml:space="preserve">egsv</w:t>
+            </w:r>
+          </w:p>
+        </w:tc>
+      </w:tr>
+      <w:tr>
+        <w:tc>
+          <w:tcPr>
+            <w:tcW w:type="dxa" w:w="6200"/>
+            <w:tcMar>
+              <w:top w:type="dxa" w:w="70"/>
+              <w:left w:type="dxa" w:w="110"/>
+              <w:bottom w:type="dxa" w:w="70"/>
+              <w:right w:type="dxa" w:w="110"/>
+            </w:tcMar>
+          </w:tcPr>
+          <w:p>
+            <w:pPr>
+              <w:spacing w:after="0" w:line="260"/>
+            </w:pPr>
+            <w:r>
+              <w:t xml:space="preserve">…/project/digital-police/task/294?kanban-status=12</w:t>
+            </w:r>
+          </w:p>
+        </w:tc>
+        <w:tc>
+          <w:tcPr>
+            <w:tcW w:type="dxa" w:w="3160"/>
+            <w:tcMar>
+              <w:top w:type="dxa" w:w="70"/>
+              <w:left w:type="dxa" w:w="110"/>
+              <w:bottom w:type="dxa" w:w="70"/>
+              <w:right w:type="dxa" w:w="110"/>
+            </w:tcMar>
+          </w:tcPr>
+          <w:p>
+            <w:pPr>
+              <w:spacing w:after="0" w:line="260"/>
+            </w:pPr>
+            <w:r>
+              <w:t xml:space="preserve">digital-police</w:t>
+            </w:r>
+          </w:p>
+        </w:tc>
+      </w:tr>
+      <w:tr>
+        <w:tc>
+          <w:tcPr>
+            <w:tcW w:type="dxa" w:w="6200"/>
+            <w:tcMar>
+              <w:top w:type="dxa" w:w="70"/>
+              <w:left w:type="dxa" w:w="110"/>
+              <w:bottom w:type="dxa" w:w="70"/>
+              <w:right w:type="dxa" w:w="110"/>
+            </w:tcMar>
+          </w:tcPr>
+          <w:p>
+            <w:pPr>
+              <w:spacing w:after="0" w:line="260"/>
+            </w:pPr>
+            <w:r>
+              <w:t xml:space="preserve">…/project/projectmanager/backlog</w:t>
+            </w:r>
+          </w:p>
+        </w:tc>
+        <w:tc>
+          <w:tcPr>
+            <w:tcW w:type="dxa" w:w="3160"/>
+            <w:tcMar>
+              <w:top w:type="dxa" w:w="70"/>
+              <w:left w:type="dxa" w:w="110"/>
+              <w:bottom w:type="dxa" w:w="70"/>
+              <w:right w:type="dxa" w:w="110"/>
+            </w:tcMar>
+          </w:tcPr>
+          <w:p>
+            <w:pPr>
+              <w:spacing w:after="0" w:line="260"/>
+            </w:pPr>
+            <w:r>
+              <w:t xml:space="preserve">projectmanager</w:t>
+            </w:r>
+          </w:p>
+        </w:tc>
+      </w:tr>
+    </w:tbl>
+    <w:p>
+      <w:pPr>
+        <w:spacing w:after="60"/>
+      </w:pPr>
+    </w:p>
+    <w:p>
+      <w:pPr>
+        <w:spacing w:after="140" w:line="280"/>
+      </w:pPr>
+      <w:r>
+        <w:t xml:space="preserve">Дефис входит в слаг целиком: </w:t>
       </w:r>
       <w:r>
         <w:rPr>
@@ -1561,10 +1815,10 @@
           <w:sz w:val="19"/>
           <w:szCs w:val="19"/>
         </w:rPr>
-        <w:t xml:space="preserve">domcom</w:t>
-      </w:r>
-      <w:r>
-        <w:t xml:space="preserve">) — то, что стоит в адресе браузера между </w:t>
+        <w:t xml:space="preserve">digital-police</w:t>
+      </w:r>
+      <w:r>
+        <w:t xml:space="preserve">, </w:t>
       </w:r>
       <w:r>
         <w:rPr>
@@ -1573,47 +1827,42 @@
           <w:sz w:val="19"/>
           <w:szCs w:val="19"/>
         </w:rPr>
-        <w:t xml:space="preserve">/project/</w:t>
-      </w:r>
-      <w:r>
-        <w:t xml:space="preserve"> и следующим слэшем:</w:t>
+        <w:t xml:space="preserve">argus-control</w:t>
+      </w:r>
+      <w:r>
+        <w:t xml:space="preserve">.</w:t>
       </w:r>
     </w:p>
     <w:p>
       <w:pPr>
         <w:pBdr>
-          <w:left w:val="single" w:color="1F6FEB" w:sz="12" w:space="8"/>
+          <w:left w:val="single" w:color="E0A200" w:sz="14" w:space="8"/>
         </w:pBdr>
-        <w:shd w:fill="F2F5F9" w:val="clear"/>
-        <w:spacing w:after="180" w:before="80"/>
-        <w:ind w:left="220" w:right="220"/>
-      </w:pPr>
+        <w:shd w:fill="FFF6E0" w:val="clear"/>
+        <w:spacing w:after="180" w:before="120"/>
+        <w:ind w:left="200" w:right="200"/>
+      </w:pPr>
+      <w:r>
+        <w:rPr>
+          <w:b/>
+          <w:bCs/>
+        </w:rPr>
+        <w:t xml:space="preserve">Слаг не равен названию.</w:t>
+      </w:r>
+      <w:r>
+        <w:t xml:space="preserve"> </w:t>
+      </w:r>
       <w:r>
         <w:rPr>
           <w:rFonts w:ascii="Menlo" w:cs="Menlo" w:eastAsia="Menlo" w:hAnsi="Menlo"/>
+          <w:color w:val="1F6FEB"/>
           <w:sz w:val="19"/>
           <w:szCs w:val="19"/>
         </w:rPr>
-        <w:t xml:space="preserve">https://&lt;инстанс&gt;/project/domcom/kanban</w:t>
-      </w:r>
-      <w:r>
-        <w:br/>
-      </w:r>
-      <w:r>
-        <w:rPr>
-          <w:rFonts w:ascii="Menlo" w:cs="Menlo" w:eastAsia="Menlo" w:hAnsi="Menlo"/>
-          <w:sz w:val="19"/>
-          <w:szCs w:val="19"/>
-        </w:rPr>
-        <w:t xml:space="preserve">                          ^^^^^^</w:t>
-      </w:r>
-    </w:p>
-    <w:p>
-      <w:pPr>
-        <w:spacing w:after="140" w:line="280"/>
-      </w:pPr>
-      <w:r>
-        <w:t xml:space="preserve">Не название из интерфейса: проект могли переименовать, а адрес остался прежним. Не знаете слаг — спросите «покажи список проектов».</w:t>
+        <w:t xml:space="preserve">argus-control</w:t>
+      </w:r>
+      <w:r>
+        <w:t xml:space="preserve"> в интерфейсе называется «Engineering department»: проект переименовали, а адрес остался. Не знаете слаг — спросите «покажи список проектов».</w:t>
       </w:r>
     </w:p>
     <w:p>

--- a/Taiga-for-managers.docx
+++ b/Taiga-for-managers.docx
@@ -593,7 +593,7 @@
               <w:spacing w:after="0" w:line="260"/>
             </w:pPr>
             <w:r>
-              <w:t xml:space="preserve">установщик покажет список — выбрать из левого столбца</w:t>
+              <w:t xml:space="preserve">установщик покажет список — выбрать из левого столбца; проектов можно подключить сколько угодно, закончить пустой строкой</w:t>
             </w:r>
           </w:p>
         </w:tc>

--- a/Taiga-for-managers.docx
+++ b/Taiga-for-managers.docx
@@ -1374,6 +1374,86 @@
             </w:pPr>
             <w:r>
               <w:t xml:space="preserve">создай проект на базе DomCom</w:t>
+            </w:r>
+          </w:p>
+        </w:tc>
+      </w:tr>
+      <w:tr>
+        <w:tc>
+          <w:tcPr>
+            <w:tcW w:type="dxa" w:w="4819"/>
+            <w:tcMar>
+              <w:top w:type="dxa" w:w="60"/>
+              <w:left w:type="dxa" w:w="100"/>
+              <w:bottom w:type="dxa" w:w="60"/>
+              <w:right w:type="dxa" w:w="100"/>
+            </w:tcMar>
+          </w:tcPr>
+          <w:p>
+            <w:pPr>
+              <w:spacing w:after="0"/>
+            </w:pPr>
+            <w:r>
+              <w:t xml:space="preserve">Кто в проекте</w:t>
+            </w:r>
+          </w:p>
+        </w:tc>
+        <w:tc>
+          <w:tcPr>
+            <w:tcW w:type="dxa" w:w="4819"/>
+            <w:tcMar>
+              <w:top w:type="dxa" w:w="60"/>
+              <w:left w:type="dxa" w:w="100"/>
+              <w:bottom w:type="dxa" w:w="60"/>
+              <w:right w:type="dxa" w:w="100"/>
+            </w:tcMar>
+          </w:tcPr>
+          <w:p>
+            <w:pPr>
+              <w:spacing w:after="0"/>
+            </w:pPr>
+            <w:r>
+              <w:t xml:space="preserve">кто участвует в проекте design-and-smm</w:t>
+            </w:r>
+          </w:p>
+        </w:tc>
+      </w:tr>
+      <w:tr>
+        <w:tc>
+          <w:tcPr>
+            <w:tcW w:type="dxa" w:w="4819"/>
+            <w:tcMar>
+              <w:top w:type="dxa" w:w="60"/>
+              <w:left w:type="dxa" w:w="100"/>
+              <w:bottom w:type="dxa" w:w="60"/>
+              <w:right w:type="dxa" w:w="100"/>
+            </w:tcMar>
+          </w:tcPr>
+          <w:p>
+            <w:pPr>
+              <w:spacing w:after="0"/>
+            </w:pPr>
+            <w:r>
+              <w:t xml:space="preserve">Добавить человека</w:t>
+            </w:r>
+          </w:p>
+        </w:tc>
+        <w:tc>
+          <w:tcPr>
+            <w:tcW w:type="dxa" w:w="4819"/>
+            <w:tcMar>
+              <w:top w:type="dxa" w:w="60"/>
+              <w:left w:type="dxa" w:w="100"/>
+              <w:bottom w:type="dxa" w:w="60"/>
+              <w:right w:type="dxa" w:w="100"/>
+            </w:tcMar>
+          </w:tcPr>
+          <w:p>
+            <w:pPr>
+              <w:spacing w:after="0"/>
+            </w:pPr>
+            <w:r>
+              <w:t xml:space="preserve">добавь Юлию Порох в проект design-and-smm</w:t>
             </w:r>
           </w:p>
         </w:tc>

--- a/Taiga-for-managers.docx
+++ b/Taiga-for-managers.docx
@@ -1414,6 +1414,50 @@
             </w:pPr>
             <w:r>
               <w:t xml:space="preserve">кто участвует в проекте design-and-smm</w:t>
+            </w:r>
+          </w:p>
+        </w:tc>
+      </w:tr>
+      <w:tr>
+        <w:tc>
+          <w:tcPr>
+            <w:tcW w:type="dxa" w:w="4819"/>
+            <w:tcMar>
+              <w:top w:type="dxa" w:w="60"/>
+              <w:left w:type="dxa" w:w="100"/>
+              <w:bottom w:type="dxa" w:w="60"/>
+              <w:right w:type="dxa" w:w="100"/>
+            </w:tcMar>
+          </w:tcPr>
+          <w:p>
+            <w:pPr>
+              <w:spacing w:after="0"/>
+            </w:pPr>
+            <w:r>
+              <w:rPr>
+                <w:b/>
+                <w:bCs/>
+              </w:rPr>
+              <w:t xml:space="preserve">Состояние проектов</w:t>
+            </w:r>
+          </w:p>
+        </w:tc>
+        <w:tc>
+          <w:tcPr>
+            <w:tcW w:type="dxa" w:w="4819"/>
+            <w:tcMar>
+              <w:top w:type="dxa" w:w="60"/>
+              <w:left w:type="dxa" w:w="100"/>
+              <w:bottom w:type="dxa" w:w="60"/>
+              <w:right w:type="dxa" w:w="100"/>
+            </w:tcMar>
+          </w:tcPr>
+          <w:p>
+            <w:pPr>
+              <w:spacing w:after="0"/>
+            </w:pPr>
+            <w:r>
+              <w:t xml:space="preserve">покажи состояние проектов по руководителям</w:t>
             </w:r>
           </w:p>
         </w:tc>
